--- a/content/Bios/Richard_Chandler.docx
+++ b/content/Bios/Richard_Chandler.docx
@@ -1,366 +1,8 @@
 
 <file path=word/document.xml><?xml version="1.0" encoding="utf-8"?>
-<w:document xmlns:w14="http://schemas.microsoft.com/office/word/2010/wordml" xmlns:wp14="http://schemas.microsoft.com/office/word/2010/wordprocessingDrawing" xmlns:w="http://schemas.openxmlformats.org/wordprocessingml/2006/main" xmlns:m="http://schemas.openxmlformats.org/officeDocument/2006/math" xmlns:r="http://schemas.openxmlformats.org/officeDocument/2006/relationships" xmlns:o="urn:schemas-microsoft-com:office:office" xmlns:v="urn:schemas-microsoft-com:vml" xmlns:w10="urn:schemas-microsoft-com:office:word" xmlns:a="http://schemas.openxmlformats.org/drawingml/2006/main" xmlns:pic="http://schemas.openxmlformats.org/drawingml/2006/picture" xmlns:wp="http://schemas.openxmlformats.org/drawingml/2006/wordprocessingDrawing" xmlns:mc="http://schemas.openxmlformats.org/markup-compatibility/2006" mc:Ignorable="w14 wp14">
+<w:document xmlns:ns1="http://schemas.openxmlformats.org/markup-compatibility/2006" xmlns:ns2="http://schemas.microsoft.com/office/word/2010/wordml" xmlns:w="http://schemas.openxmlformats.org/wordprocessingml/2006/main" ns1:Ignorable="w14 wp14">
   <w:body>
-    <w:p xmlns:wp14="http://schemas.microsoft.com/office/word/2010/wordml" wp14:textId="77777777">
-      <w:pPr>
-        <w:pStyle w:val="FirstParagraph"/>
-      </w:pPr>
-      <w:r>
-        <w:rPr/>
-        <w:t>2001 Hall of Fame Inductee Richard Chandler – Golden</w:t>
-      </w:r>
-      <w:r>
-        <w:rPr/>
-        <w:t xml:space="preserve"> </w:t>
-      </w:r>
-      <w:r>
-        <w:rPr/>
-        <w:t>Richard Chandler left the farm in Yuma for Colorado State Teachers College, now UNC,</w:t>
-      </w:r>
-      <w:r>
-        <w:rPr/>
-        <w:t xml:space="preserve"> </w:t>
-      </w:r>
-      <w:r>
-        <w:rPr/>
-        <w:t>packing his tennis shoes and favorite jump shot. It was not long after graduation that his</w:t>
-      </w:r>
-      <w:r>
-        <w:rPr/>
-        <w:t xml:space="preserve"> </w:t>
-      </w:r>
-      <w:r>
-        <w:rPr/>
-        <w:t xml:space="preserve">love of athletics found him patrolling the hardwood packing a whistle and striped shirt. </w:t>
-      </w:r>
-      <w:r>
-        <w:rPr/>
-        <w:t>But,</w:t>
-      </w:r>
-      <w:r>
-        <w:rPr/>
-        <w:t xml:space="preserve"> </w:t>
-      </w:r>
-      <w:r>
-        <w:rPr/>
-        <w:t>his job as an educator left plenty of time for him to pack a few more things in his duffel bag-</w:t>
-      </w:r>
-      <w:r>
-        <w:rPr/>
-        <w:t xml:space="preserve"> </w:t>
-      </w:r>
-      <w:r>
-        <w:rPr/>
-        <w:t xml:space="preserve">things like a chest protector, leg </w:t>
-      </w:r>
-      <w:r>
-        <w:rPr/>
-        <w:t>guards</w:t>
-      </w:r>
-      <w:r>
-        <w:rPr/>
-        <w:t xml:space="preserve"> and </w:t>
-      </w:r>
-      <w:r>
-        <w:rPr/>
-        <w:t>catcher’s</w:t>
-      </w:r>
-      <w:r>
-        <w:rPr/>
-        <w:t xml:space="preserve"> mask. So, during summers, with the</w:t>
-      </w:r>
-      <w:r>
-        <w:rPr/>
-        <w:t xml:space="preserve"> </w:t>
-      </w:r>
-      <w:r>
-        <w:rPr/>
-        <w:t>farm chores done, it was only natural for him to start calling balls and strikes.</w:t>
-      </w:r>
-      <w:r>
-        <w:rPr/>
-        <w:t xml:space="preserve"> </w:t>
-      </w:r>
-      <w:r>
-        <w:rPr/>
-        <w:t>Rich umpired for 31 years and distinguished himself as a top arbiter, both in baseball and</w:t>
-      </w:r>
-      <w:r>
-        <w:rPr/>
-        <w:t xml:space="preserve"> </w:t>
-      </w:r>
-      <w:r>
-        <w:rPr/>
-        <w:t>softball, in the Denver Metro area. For twenty years, Rich was a fixture at the CHSAA State</w:t>
-      </w:r>
-      <w:r>
-        <w:rPr/>
-        <w:t xml:space="preserve"> </w:t>
-      </w:r>
-      <w:r>
-        <w:rPr/>
-        <w:t xml:space="preserve">Tournament </w:t>
-      </w:r>
-      <w:r>
-        <w:rPr/>
-        <w:t>working</w:t>
-      </w:r>
-      <w:r>
-        <w:rPr/>
-        <w:t xml:space="preserve"> five big school (SA-6A) championship games, his last in 1995 with</w:t>
-      </w:r>
-      <w:r>
-        <w:rPr/>
-        <w:t xml:space="preserve"> </w:t>
-      </w:r>
-      <w:r>
-        <w:rPr/>
-        <w:t xml:space="preserve">veteran Joe Rossi and promising young </w:t>
-      </w:r>
-      <w:r>
-        <w:rPr/>
-        <w:t>rookie</w:t>
-      </w:r>
-      <w:r>
-        <w:rPr/>
-        <w:t>, Tom Pontarelli. Rich also worked the 3A</w:t>
-      </w:r>
-      <w:r>
-        <w:rPr/>
-        <w:t xml:space="preserve"> </w:t>
-      </w:r>
-      <w:r>
-        <w:rPr/>
-        <w:t xml:space="preserve">classification championship game for 6 straight years before that. </w:t>
-      </w:r>
-      <w:r>
-        <w:rPr/>
-        <w:t>All in all</w:t>
-      </w:r>
-      <w:r>
-        <w:rPr/>
-        <w:t>, Rich has worked</w:t>
-      </w:r>
-      <w:r>
-        <w:rPr/>
-        <w:t xml:space="preserve"> </w:t>
-      </w:r>
-      <w:r>
-        <w:rPr/>
-        <w:t xml:space="preserve">11 CHSAA State High School Baseball Championship games, a tenure </w:t>
-      </w:r>
-      <w:r>
-        <w:rPr/>
-        <w:t>virtually without</w:t>
-      </w:r>
-      <w:r>
-        <w:rPr/>
-        <w:t xml:space="preserve"> </w:t>
-      </w:r>
-      <w:r>
-        <w:rPr/>
-        <w:t>parallel in Colorado baseball umpiring circles. He was also a standout college baseball</w:t>
-      </w:r>
-      <w:r>
-        <w:rPr/>
-        <w:t xml:space="preserve"> </w:t>
-      </w:r>
-      <w:r>
-        <w:rPr/>
-        <w:t>umpire, working games in the Western Athletic Conference for 17 years and Big 8 baseball</w:t>
-      </w:r>
-      <w:r>
-        <w:rPr/>
-        <w:t xml:space="preserve"> </w:t>
-      </w:r>
-      <w:r>
-        <w:rPr/>
-        <w:t>for 8 years.</w:t>
-      </w:r>
-      <w:r>
-        <w:rPr/>
-        <w:t xml:space="preserve"> </w:t>
-      </w:r>
-      <w:r>
-        <w:rPr/>
-        <w:t xml:space="preserve">Rich has recently retired from </w:t>
-      </w:r>
-      <w:r>
-        <w:rPr/>
-        <w:t>a very successful</w:t>
-      </w:r>
-      <w:r>
-        <w:rPr/>
-        <w:t xml:space="preserve"> teaching career where he </w:t>
-      </w:r>
-      <w:r>
-        <w:rPr/>
-        <w:t>established</w:t>
-      </w:r>
-      <w:r>
-        <w:rPr/>
-        <w:t xml:space="preserve"> </w:t>
-      </w:r>
-      <w:r>
-        <w:rPr/>
-        <w:t>himself as a top basketball coach as well as athletic administrator. He also handled the</w:t>
-      </w:r>
-      <w:r>
-        <w:rPr/>
-        <w:t xml:space="preserve"> </w:t>
-      </w:r>
-      <w:r>
-        <w:rPr/>
-        <w:t>principal’s job for several Jefferson County summer school sessions. In his spare time, he</w:t>
-      </w:r>
-      <w:r>
-        <w:rPr/>
-        <w:t xml:space="preserve"> </w:t>
-      </w:r>
-      <w:r>
-        <w:rPr/>
-        <w:t xml:space="preserve">teaches </w:t>
-      </w:r>
-      <w:r>
-        <w:rPr/>
-        <w:t>driver’s</w:t>
-      </w:r>
-      <w:r>
-        <w:rPr/>
-        <w:t xml:space="preserve"> education and can be seen </w:t>
-      </w:r>
-      <w:r>
-        <w:rPr/>
-        <w:t>white-knuckling</w:t>
-      </w:r>
-      <w:r>
-        <w:rPr/>
-        <w:t xml:space="preserve"> it along the highways and</w:t>
-      </w:r>
-      <w:r>
-        <w:rPr/>
-        <w:t xml:space="preserve"> </w:t>
-      </w:r>
-      <w:r>
-        <w:rPr/>
-        <w:t>byways of Denver.</w:t>
-      </w:r>
-      <w:r>
-        <w:rPr/>
-        <w:t xml:space="preserve"> </w:t>
-      </w:r>
-      <w:r>
-        <w:rPr/>
-        <w:t>Rich served as a Denver Director for the Colorado High School Baseball Umpires Association</w:t>
-      </w:r>
-      <w:r>
-        <w:rPr/>
-        <w:t xml:space="preserve"> </w:t>
-      </w:r>
-      <w:r>
-        <w:rPr/>
-        <w:t xml:space="preserve">from 1985-88 and has recently retired from his post as Athletic Director at </w:t>
-      </w:r>
-      <w:r>
-        <w:rPr/>
-        <w:t>Standley</w:t>
-      </w:r>
-      <w:r>
-        <w:rPr/>
-        <w:t xml:space="preserve"> Lake</w:t>
-      </w:r>
-      <w:r>
-        <w:rPr/>
-        <w:t xml:space="preserve"> </w:t>
-      </w:r>
-      <w:r>
-        <w:rPr/>
-        <w:t xml:space="preserve">High School. While at </w:t>
-      </w:r>
-      <w:r>
-        <w:rPr/>
-        <w:t>Standley</w:t>
-      </w:r>
-      <w:r>
-        <w:rPr/>
-        <w:t xml:space="preserve"> Lake he directed a restructuring of the athletic department</w:t>
-      </w:r>
-      <w:r>
-        <w:rPr/>
-        <w:t xml:space="preserve"> </w:t>
-      </w:r>
-      <w:r>
-        <w:rPr/>
-        <w:t>which led to JEFFCO championships and state rankings in both baseball and wrestling.</w:t>
-      </w:r>
-      <w:r>
-        <w:rPr/>
-        <w:t xml:space="preserve"> </w:t>
-      </w:r>
-      <w:r>
-        <w:rPr/>
-        <w:t xml:space="preserve">Rich currently works as a football official </w:t>
-      </w:r>
-      <w:r>
-        <w:rPr/>
-        <w:t>in</w:t>
-      </w:r>
-      <w:r>
-        <w:rPr/>
-        <w:t xml:space="preserve"> the Western Athletic Conference and will be</w:t>
-      </w:r>
-      <w:r>
-        <w:rPr/>
-        <w:t xml:space="preserve"> </w:t>
-      </w:r>
-      <w:r>
-        <w:rPr/>
-        <w:t>part of the CHSBUA Umpire Evaluation Committee next year. He lives in Golden, Colorado</w:t>
-      </w:r>
-      <w:r>
-        <w:rPr/>
-        <w:t xml:space="preserve"> </w:t>
-      </w:r>
-      <w:r>
-        <w:rPr/>
-        <w:t xml:space="preserve">with his </w:t>
-      </w:r>
-      <w:r>
-        <w:rPr/>
-        <w:t>wife</w:t>
-      </w:r>
-      <w:r>
-        <w:rPr/>
-        <w:t xml:space="preserve"> Cynthia.</w:t>
-      </w:r>
-    </w:p>
-    <w:p>
-      <w:pPr>
-        <w:pStyle w:val="BodyText"/>
-      </w:pPr>
-    </w:p>
-    <w:p>
-      <w:pPr>
-        <w:pStyle w:val="Heading2"/>
-        <w:spacing w:before="261" w:beforeAutospacing="off" w:after="261" w:afterAutospacing="off" w:line="300" w:lineRule="auto"/>
-      </w:pPr>
-      <w:r>
-        <w:rPr>
-          <w:rFonts w:ascii="Segoe UI" w:hAnsi="Segoe UI" w:eastAsia="Segoe UI" w:cs="Segoe UI"/>
-          <w:b w:val="1"/>
-          <w:bCs w:val="1"/>
-          <w:i w:val="0"/>
-          <w:iCs w:val="0"/>
-          <w:noProof w:val="0"/>
-          <w:sz w:val="31"/>
-          <w:szCs w:val="31"/>
-          <w:lang w:val="en-US"/>
-        </w:rPr>
-        <w:t>Revised Biography: Richard Chandler</w:t>
-      </w:r>
-    </w:p>
-    <w:p>
+    <w:p ns2:paraId="281056DE" ns2:textId="03DB6754">
       <w:pPr>
         <w:spacing w:before="0" w:beforeAutospacing="off" w:after="0" w:afterAutospacing="off" w:line="300" w:lineRule="auto"/>
       </w:pPr>
@@ -379,7 +21,7 @@
         <w:t>2001 Hall of Fame Inductee – Golden</w:t>
       </w:r>
     </w:p>
-    <w:p>
+    <w:p ns2:paraId="13BC54E0" ns2:textId="3B53F3A1">
       <w:pPr>
         <w:spacing w:before="0" w:beforeAutospacing="off" w:after="0" w:afterAutospacing="off" w:line="300" w:lineRule="auto"/>
         <w:rPr>
@@ -395,7 +37,7 @@
         </w:rPr>
       </w:pPr>
     </w:p>
-    <w:p>
+    <w:p ns2:paraId="7B7106C9" ns2:textId="4B675CE0">
       <w:pPr>
         <w:spacing w:before="0" w:beforeAutospacing="off" w:after="0" w:afterAutospacing="off" w:line="300" w:lineRule="auto"/>
         <w:rPr>
@@ -481,7 +123,7 @@
         <w:t>—bringing with him a strong work ethic, a pair of tennis shoes, and a reliable jump shot. Soon after graduation, his passion for athletics guided him into officiating, where he exchanged playing gear for a whistle and striped shirt.</w:t>
       </w:r>
     </w:p>
-    <w:p>
+    <w:p ns2:paraId="6EF8670B" ns2:textId="2256A098">
       <w:pPr>
         <w:spacing w:before="0" w:beforeAutospacing="off" w:after="0" w:afterAutospacing="off" w:line="300" w:lineRule="auto"/>
         <w:rPr>
@@ -707,7 +349,7 @@
         <w:t xml:space="preserve"> games—a tenure with few equals in Colorado umpiring history.</w:t>
       </w:r>
     </w:p>
-    <w:p>
+    <w:p ns2:paraId="189B8AC1" ns2:textId="7A9E1020">
       <w:pPr>
         <w:spacing w:before="0" w:beforeAutospacing="off" w:after="0" w:afterAutospacing="off" w:line="300" w:lineRule="auto"/>
         <w:rPr>
@@ -849,7 +491,7 @@
         <w:t xml:space="preserve"> summer school sessions and taught driver’s education, navigating Denver traffic with steady patience.</w:t>
       </w:r>
     </w:p>
-    <w:p>
+    <w:p ns2:paraId="0DA5297D" ns2:textId="2545173E">
       <w:pPr>
         <w:spacing w:before="0" w:beforeAutospacing="off" w:after="0" w:afterAutospacing="off" w:line="300" w:lineRule="auto"/>
         <w:rPr>
@@ -1033,7 +675,7 @@
         <w:t>.</w:t>
       </w:r>
     </w:p>
-    <w:p>
+    <w:p ns2:paraId="47AD0E1D" ns2:textId="15FC5E08">
       <w:pPr>
         <w:spacing w:before="0" w:beforeAutospacing="off" w:after="0" w:afterAutospacing="off" w:line="300" w:lineRule="auto"/>
         <w:rPr>
@@ -1063,7 +705,7 @@
         <w:t>Rich lives in Golden, Colorado, with his wife, Cynthia.</w:t>
       </w:r>
     </w:p>
-    <w:p>
+    <w:p ns2:paraId="3A93A045" ns2:textId="0047B295">
       <w:pPr>
         <w:pStyle w:val="BodyText"/>
       </w:pPr>
